--- a/projects/45_horror_game_hottie/Kiss the Monster Bride or Die_编剧提案_CN.docx
+++ b/projects/45_horror_game_hottie/Kiss the Monster Bride or Die_编剧提案_CN.docx
@@ -180,7 +180,7 @@
           <w:b w:val="0"/>
           <w:sz w:val="20"/>
         </w:rPr>
-        <w:t xml:space="preserve"> Bilibili &lt;Horror Game: She's a Monster, I See a Hottie&gt;（51集）— 附原作整理剧本（中文）</w:t>
+        <w:t xml:space="preserve"> NetShort &lt;Horror Game: She's a Monster, I See a Hottie&gt;（51集）— 附原作整理剧本（中文）</w:t>
       </w:r>
     </w:p>
     <w:p>
